--- a/Backend/src/templates/qas/FOR Acta QA SW Lan administrada.docx
+++ b/Backend/src/templates/qas/FOR Acta QA SW Lan administrada.docx
@@ -55,6 +55,10 @@
         <w:tab/>
         <w:t>1</w:t>
       </w:r>
+      <w:r>
+        <w:tab/>
+        <w:t>{visita_numero}</w:t>
+      </w:r>
     </w:p>
     <w:p>
       <w:pPr>
@@ -110,6 +114,10 @@
         </w:rPr>
         <w:t>3</w:t>
       </w:r>
+      <w:r>
+        <w:tab/>
+        <w:t>{fecha_ejecucion}</w:t>
+      </w:r>
     </w:p>
     <w:p>
       <w:pPr>
@@ -144,6 +152,10 @@
         </w:rPr>
         <w:t xml:space="preserve">08:00 </w:t>
       </w:r>
+      <w:r>
+        <w:tab/>
+        <w:t>{hora_inicio}</w:t>
+      </w:r>
     </w:p>
     <w:p>
       <w:pPr>
@@ -187,6 +199,10 @@
         </w:rPr>
         <w:t xml:space="preserve"> MIN</w:t>
       </w:r>
+      <w:r>
+        <w:tab/>
+        <w:t>{tiempo_transporte}</w:t>
+      </w:r>
     </w:p>
     <w:p>
       <w:pPr>
@@ -230,6 +246,10 @@
         </w:rPr>
         <w:t xml:space="preserve"> MIN</w:t>
       </w:r>
+      <w:r>
+        <w:tab/>
+        <w:t>{tiempo_antesala}</w:t>
+      </w:r>
     </w:p>
     <w:p>
       <w:pPr>
@@ -273,6 +293,10 @@
         </w:rPr>
         <w:t xml:space="preserve"> MIN</w:t>
       </w:r>
+      <w:r>
+        <w:tab/>
+        <w:t>{tiempo_ejecucion}</w:t>
+      </w:r>
     </w:p>
     <w:p>
       <w:pPr>
@@ -323,6 +347,10 @@
         </w:rPr>
         <w:t xml:space="preserve"> MIN</w:t>
       </w:r>
+      <w:r>
+        <w:tab/>
+        <w:t>{tiempo_espera_claro}</w:t>
+      </w:r>
     </w:p>
     <w:p>
       <w:pPr>
@@ -372,6 +400,10 @@
           <w:bCs/>
         </w:rPr>
         <w:t>:00</w:t>
+      </w:r>
+      <w:r>
+        <w:tab/>
+        <w:t>{hora_salida}</w:t>
       </w:r>
     </w:p>
     <w:p>
@@ -418,6 +450,10 @@
         <w:tab/>
         <w:t xml:space="preserve">CESAR ENRIQUE BERNAL BUENO </w:t>
       </w:r>
+      <w:r>
+        <w:tab/>
+        <w:t>{ingeniero_outsourcing}</w:t>
+      </w:r>
     </w:p>
     <w:p>
       <w:pPr>
@@ -460,6 +496,10 @@
           <w:b/>
         </w:rPr>
         <w:t>TM 10806</w:t>
+      </w:r>
+      <w:r>
+        <w:tab/>
+        <w:t>{multimetro}</w:t>
       </w:r>
     </w:p>
     <w:p>
@@ -505,6 +545,10 @@
         </w:rPr>
         <w:t>A</w:t>
       </w:r>
+      <w:r>
+        <w:tab/>
+        <w:t>{analizador_ber}</w:t>
+      </w:r>
     </w:p>
     <w:p>
       <w:pPr>
@@ -539,6 +583,10 @@
         </w:rPr>
         <w:t>JOHANNA CASTRO</w:t>
       </w:r>
+      <w:r>
+        <w:tab/>
+        <w:t>{soporte_claro}</w:t>
+      </w:r>
     </w:p>
     <w:p>
       <w:pPr>
@@ -572,6 +620,10 @@
           <w:bCs/>
         </w:rPr>
         <w:t>MILTON LONDOÑO</w:t>
+      </w:r>
+      <w:r>
+        <w:tab/>
+        <w:t>{firma_acta}</w:t>
       </w:r>
     </w:p>
     <w:p>
@@ -625,6 +677,10 @@
         </w:rPr>
         <w:t>A</w:t>
       </w:r>
+      <w:r>
+        <w:tab/>
+        <w:t>{caso_seguimiento}</w:t>
+      </w:r>
     </w:p>
     <w:p>
       <w:pPr>
@@ -647,6 +703,10 @@
         </w:rPr>
         <w:tab/>
         <w:t>SIN NOVEDAD</w:t>
+      </w:r>
+      <w:r>
+        <w:tab/>
+        <w:t>{problemas_instalacion}</w:t>
       </w:r>
     </w:p>
     <w:p>
@@ -698,6 +758,10 @@
         <w:tab/>
         <w:t>000.0</w:t>
       </w:r>
+      <w:r>
+        <w:tab/>
+        <w:t>{fase_neutro}</w:t>
+      </w:r>
     </w:p>
     <w:p>
       <w:pPr>
@@ -732,6 +796,10 @@
         </w:rPr>
         <w:tab/>
       </w:r>
+      <w:r>
+        <w:tab/>
+        <w:t>{fase_tierra}</w:t>
+      </w:r>
     </w:p>
     <w:p>
       <w:pPr>
@@ -774,6 +842,10 @@
         </w:rPr>
         <w:t>000.0</w:t>
       </w:r>
+      <w:r>
+        <w:tab/>
+        <w:t>{neutro_tierra}</w:t>
+      </w:r>
     </w:p>
     <w:p>
       <w:pPr>
@@ -796,6 +868,10 @@
           <w:b/>
         </w:rPr>
         <w:t>Lugar de Instalación de Equipos: RACK</w:t>
+      </w:r>
+      <w:r>
+        <w:tab/>
+        <w:t>{lugar_instalacion}</w:t>
       </w:r>
     </w:p>
     <w:p>
@@ -863,6 +939,10 @@
           <w:bCs/>
         </w:rPr>
         <w:t xml:space="preserve"> SE VALIDA TOPOLOGIA DE RED DEL USUARIO SE CONFIGURA VLAN DE TELEFONIA Y TELEFONOS FISICOS CISCO PARA EXTENCIONES LLAMADAS SALIENTES ENTRANTES, LLAMADA EMERGENCIA SE ENTREGA SERVICIO OPERATIVO NOTA: LOS TELEFONOS INSTALADOS SON DEL CLIENTE.</w:t>
+      </w:r>
+      <w:r>
+        <w:tab/>
+        <w:t>{observaciones}</w:t>
       </w:r>
     </w:p>
     <w:p>
@@ -1074,6 +1154,10 @@
               </w:rPr>
               <w:t>N-A</w:t>
             </w:r>
+            <w:r>
+              <w:br/>
+              <w:t>{equipo_instalado_1_tipo}</w:t>
+            </w:r>
           </w:p>
         </w:tc>
         <w:tc>
@@ -1096,6 +1180,10 @@
                 <w:lang w:val="es-CO"/>
               </w:rPr>
               <w:t>N-A</w:t>
+            </w:r>
+            <w:r>
+              <w:br/>
+              <w:t>{equipo_instalado_1_marca}</w:t>
             </w:r>
           </w:p>
         </w:tc>
@@ -1120,6 +1208,10 @@
               </w:rPr>
               <w:t>N-A</w:t>
             </w:r>
+            <w:r>
+              <w:br/>
+              <w:t>{equipo_instalado_1_modelo}</w:t>
+            </w:r>
           </w:p>
         </w:tc>
         <w:tc>
@@ -1142,6 +1234,10 @@
                 <w:lang w:val="es-CO"/>
               </w:rPr>
               <w:t>N-A</w:t>
+            </w:r>
+            <w:r>
+              <w:br/>
+              <w:t>{equipo_instalado_1_serial}</w:t>
             </w:r>
           </w:p>
         </w:tc>
@@ -1165,6 +1261,10 @@
                 <w:lang w:val="es-CO"/>
               </w:rPr>
               <w:t>N-A</w:t>
+            </w:r>
+            <w:r>
+              <w:br/>
+              <w:t>{equipo_instalado_1_placa}</w:t>
             </w:r>
           </w:p>
         </w:tc>
@@ -1191,6 +1291,10 @@
               </w:rPr>
               <w:t>N-A</w:t>
             </w:r>
+            <w:r>
+              <w:br/>
+              <w:t>{equipo_instalado_2_tipo}</w:t>
+            </w:r>
           </w:p>
         </w:tc>
         <w:tc>
@@ -1213,6 +1317,10 @@
                 <w:lang w:val="es-CO"/>
               </w:rPr>
               <w:t>N-A</w:t>
+            </w:r>
+            <w:r>
+              <w:br/>
+              <w:t>{equipo_instalado_2_marca}</w:t>
             </w:r>
           </w:p>
         </w:tc>
@@ -1237,6 +1345,10 @@
               </w:rPr>
               <w:t>N-A</w:t>
             </w:r>
+            <w:r>
+              <w:br/>
+              <w:t>{equipo_instalado_2_modelo}</w:t>
+            </w:r>
           </w:p>
         </w:tc>
         <w:tc>
@@ -1259,6 +1371,10 @@
                 <w:lang w:val="es-CO"/>
               </w:rPr>
               <w:t>N-A</w:t>
+            </w:r>
+            <w:r>
+              <w:br/>
+              <w:t>{equipo_instalado_2_serial}</w:t>
             </w:r>
           </w:p>
         </w:tc>
@@ -1282,6 +1398,10 @@
                 <w:lang w:val="es-CO"/>
               </w:rPr>
               <w:t>N-A</w:t>
+            </w:r>
+            <w:r>
+              <w:br/>
+              <w:t>{equipo_instalado_2_placa}</w:t>
             </w:r>
           </w:p>
         </w:tc>
@@ -1308,6 +1428,10 @@
               </w:rPr>
               <w:t>N-A</w:t>
             </w:r>
+            <w:r>
+              <w:br/>
+              <w:t>{equipo_instalado_3_tipo}</w:t>
+            </w:r>
           </w:p>
         </w:tc>
         <w:tc>
@@ -1330,6 +1454,10 @@
                 <w:lang w:val="es-CO"/>
               </w:rPr>
               <w:t>N-A</w:t>
+            </w:r>
+            <w:r>
+              <w:br/>
+              <w:t>{equipo_instalado_3_marca}</w:t>
             </w:r>
           </w:p>
         </w:tc>
@@ -1354,6 +1482,10 @@
               </w:rPr>
               <w:t>N-A</w:t>
             </w:r>
+            <w:r>
+              <w:br/>
+              <w:t>{equipo_instalado_3_modelo}</w:t>
+            </w:r>
           </w:p>
         </w:tc>
         <w:tc>
@@ -1376,6 +1508,10 @@
                 <w:lang w:val="es-CO"/>
               </w:rPr>
               <w:t>N-A</w:t>
+            </w:r>
+            <w:r>
+              <w:br/>
+              <w:t>{equipo_instalado_3_serial}</w:t>
             </w:r>
           </w:p>
         </w:tc>
@@ -1399,6 +1535,10 @@
                 <w:lang w:val="es-CO"/>
               </w:rPr>
               <w:t>N-A</w:t>
+            </w:r>
+            <w:r>
+              <w:br/>
+              <w:t>{equipo_instalado_3_placa}</w:t>
             </w:r>
           </w:p>
         </w:tc>
@@ -1425,6 +1565,10 @@
               </w:rPr>
               <w:t>N-A</w:t>
             </w:r>
+            <w:r>
+              <w:br/>
+              <w:t>{equipo_instalado_4_tipo}</w:t>
+            </w:r>
           </w:p>
         </w:tc>
         <w:tc>
@@ -1447,6 +1591,10 @@
                 <w:lang w:val="es-CO"/>
               </w:rPr>
               <w:t>N-A</w:t>
+            </w:r>
+            <w:r>
+              <w:br/>
+              <w:t>{equipo_instalado_4_marca}</w:t>
             </w:r>
           </w:p>
         </w:tc>
@@ -1471,6 +1619,10 @@
               </w:rPr>
               <w:t>N-A</w:t>
             </w:r>
+            <w:r>
+              <w:br/>
+              <w:t>{equipo_instalado_4_modelo}</w:t>
+            </w:r>
           </w:p>
         </w:tc>
         <w:tc>
@@ -1493,6 +1645,10 @@
                 <w:lang w:val="es-CO"/>
               </w:rPr>
               <w:t>N-A</w:t>
+            </w:r>
+            <w:r>
+              <w:br/>
+              <w:t>{equipo_instalado_4_serial}</w:t>
             </w:r>
           </w:p>
         </w:tc>
@@ -1516,6 +1672,10 @@
                 <w:lang w:val="es-CO"/>
               </w:rPr>
               <w:t>N-A</w:t>
+            </w:r>
+            <w:r>
+              <w:br/>
+              <w:t>{equipo_instalado_4_placa}</w:t>
             </w:r>
           </w:p>
         </w:tc>
@@ -1542,6 +1702,10 @@
               </w:rPr>
               <w:t>N-A</w:t>
             </w:r>
+            <w:r>
+              <w:br/>
+              <w:t>{equipo_instalado_5_tipo}</w:t>
+            </w:r>
           </w:p>
         </w:tc>
         <w:tc>
@@ -1564,6 +1728,10 @@
                 <w:lang w:val="es-CO"/>
               </w:rPr>
               <w:t>N-A</w:t>
+            </w:r>
+            <w:r>
+              <w:br/>
+              <w:t>{equipo_instalado_5_marca}</w:t>
             </w:r>
           </w:p>
         </w:tc>
@@ -1588,6 +1756,10 @@
               </w:rPr>
               <w:t>N-A</w:t>
             </w:r>
+            <w:r>
+              <w:br/>
+              <w:t>{equipo_instalado_5_modelo}</w:t>
+            </w:r>
           </w:p>
         </w:tc>
         <w:tc>
@@ -1610,6 +1782,10 @@
                 <w:lang w:val="es-CO"/>
               </w:rPr>
               <w:t>N-A</w:t>
+            </w:r>
+            <w:r>
+              <w:br/>
+              <w:t>{equipo_instalado_5_serial}</w:t>
             </w:r>
           </w:p>
         </w:tc>
@@ -1633,6 +1809,10 @@
                 <w:lang w:val="es-CO"/>
               </w:rPr>
               <w:t>N-A</w:t>
+            </w:r>
+            <w:r>
+              <w:br/>
+              <w:t>{equipo_instalado_5_placa}</w:t>
             </w:r>
           </w:p>
         </w:tc>
@@ -1659,6 +1839,10 @@
               </w:rPr>
               <w:t>N-A</w:t>
             </w:r>
+            <w:r>
+              <w:br/>
+              <w:t>{equipo_instalado_6_tipo}</w:t>
+            </w:r>
           </w:p>
         </w:tc>
         <w:tc>
@@ -1681,6 +1865,10 @@
                 <w:lang w:val="es-CO"/>
               </w:rPr>
               <w:t>N-A</w:t>
+            </w:r>
+            <w:r>
+              <w:br/>
+              <w:t>{equipo_instalado_6_marca}</w:t>
             </w:r>
           </w:p>
         </w:tc>
@@ -1705,6 +1893,10 @@
               </w:rPr>
               <w:t>N-A</w:t>
             </w:r>
+            <w:r>
+              <w:br/>
+              <w:t>{equipo_instalado_6_modelo}</w:t>
+            </w:r>
           </w:p>
         </w:tc>
         <w:tc>
@@ -1727,6 +1919,10 @@
                 <w:lang w:val="es-CO"/>
               </w:rPr>
               <w:t>N-A</w:t>
+            </w:r>
+            <w:r>
+              <w:br/>
+              <w:t>{equipo_instalado_6_serial}</w:t>
             </w:r>
           </w:p>
         </w:tc>
@@ -1751,6 +1947,10 @@
               </w:rPr>
               <w:t>N-A</w:t>
             </w:r>
+            <w:r>
+              <w:br/>
+              <w:t>{equipo_instalado_6_placa}</w:t>
+            </w:r>
           </w:p>
         </w:tc>
       </w:tr>
@@ -1870,6 +2070,10 @@
           <w:lang w:val="es-CO"/>
         </w:rPr>
         <w:t>Foto antes de la instalación (400x300 pixeles).</w:t>
+      </w:r>
+      <w:r>
+        <w:tab/>
+        <w:t>{foto_antes_instalacion}</w:t>
       </w:r>
     </w:p>
     <w:p>
@@ -2006,6 +2210,10 @@
           <w:lang w:val="es-CO"/>
         </w:rPr>
         <w:t xml:space="preserve"> (400x300 pixeles).</w:t>
+      </w:r>
+      <w:r>
+        <w:tab/>
+        <w:t>{foto_despues_instalacion}</w:t>
       </w:r>
     </w:p>
     <w:p>
@@ -2678,6 +2886,10 @@
         </w:rPr>
         <w:t xml:space="preserve"> (400x300 pixeles).</w:t>
       </w:r>
+      <w:r>
+        <w:tab/>
+        <w:t>{foto_marquillas}</w:t>
+      </w:r>
     </w:p>
     <w:p>
       <w:pPr>
@@ -2791,6 +3003,10 @@
         </w:rPr>
         <w:t>400x300 pixeles).</w:t>
       </w:r>
+      <w:r>
+        <w:tab/>
+        <w:t>{foto_tomas_electricas}</w:t>
+      </w:r>
     </w:p>
     <w:p>
       <w:pPr>
@@ -2875,6 +3091,10 @@
         </w:rPr>
         <w:t>Foto Voltaje [Relación Neutro-Tierra] (400x300 pixeles).</w:t>
       </w:r>
+      <w:r>
+        <w:tab/>
+        <w:t>{foto_voltaje}</w:t>
+      </w:r>
     </w:p>
     <w:p>
       <w:pPr>
@@ -2979,6 +3199,10 @@
         </w:rPr>
         <w:lastRenderedPageBreak/>
         <w:t>Foto de cada uno de los Switch del cliente evidenciando puertos conectados.</w:t>
+      </w:r>
+      <w:r>
+        <w:tab/>
+        <w:t>{foto_switches_cliente}</w:t>
       </w:r>
     </w:p>
     <w:p>
@@ -3064,6 +3288,10 @@
           <w:lang w:val="es-CO"/>
         </w:rPr>
         <w:t>CONEXIONES Y ENTREGA</w:t>
+      </w:r>
+      <w:r>
+        <w:br/>
+        <w:t>{observaciones_conexiones_entrega}</w:t>
       </w:r>
     </w:p>
     <w:p>
@@ -3198,6 +3426,10 @@
               </w:rPr>
               <w:t>X</w:t>
             </w:r>
+            <w:r>
+              <w:br/>
+              <w:t>{cliente_conectado_claro_x_si}</w:t>
+            </w:r>
           </w:p>
         </w:tc>
         <w:tc>
@@ -3259,6 +3491,9 @@
                 <w:lang w:val="en-US"/>
               </w:rPr>
             </w:pPr>
+            <w:r>
+              <w:t>{cliente_conectado_claro_x_no}</w:t>
+            </w:r>
           </w:p>
         </w:tc>
       </w:tr>
@@ -3392,6 +3627,10 @@
               </w:rPr>
               <w:t>X</w:t>
             </w:r>
+            <w:r>
+              <w:br/>
+              <w:t>{equipos_cliente_disponibles_x_si}</w:t>
+            </w:r>
           </w:p>
         </w:tc>
         <w:tc>
@@ -3453,6 +3692,9 @@
                 <w:lang w:val="en-US"/>
               </w:rPr>
             </w:pPr>
+            <w:r>
+              <w:t>{equipos_cliente_disponibles_x_no}</w:t>
+            </w:r>
           </w:p>
         </w:tc>
       </w:tr>
@@ -3594,6 +3836,10 @@
           <w:lang w:val="es-CO"/>
         </w:rPr>
         <w:t>FOTO ACTA DE ENTREGA DE SERVICIO</w:t>
+      </w:r>
+      <w:r>
+        <w:tab/>
+        <w:t>{foto_acta_entrega}</w:t>
       </w:r>
     </w:p>
     <w:p>
